--- a/backend/app/tests/reports/modules/test_mission_payload_weight_documentation.docx
+++ b/backend/app/tests/reports/modules/test_mission_payload_weight_documentation.docx
@@ -12,12 +12,12 @@
     </w:p>
     <w:p>
       <w:r>
-        <w:t>Generated at: 2026-07-10T05:02:00+00:00</w:t>
+        <w:t>Generated at: 2026-09-18T07:14:15+00:00</w:t>
       </w:r>
     </w:p>
     <w:p>
       <w:r>
-        <w:t>Test session started: 2026-07-10T04:58:46+00:00</w:t>
+        <w:t>Test session started: 2026-09-18T07:13:25+00:00</w:t>
       </w:r>
     </w:p>
     <w:p>
@@ -200,7 +200,7 @@
     </w:p>
     <w:p>
       <w:r>
-        <w:t>Source file: /app/app/tests/test_mission_payload_weight.py</w:t>
+        <w:t>Source file: C:\Users\Chandrasekhar\Downloads\DroneArjuna_final\DroneArjuna\backend\app\tests\test_mission_payload_weight.py</w:t>
       </w:r>
     </w:p>
     <w:tbl>
@@ -318,6 +318,78 @@
           </w:tcPr>
           <w:p>
             <w:r>
+              <w:t>test_create_mission_without_drone_422</w:t>
+            </w:r>
+          </w:p>
+        </w:tc>
+        <w:tc>
+          <w:tcPr>
+            <w:tcW w:w="2400" w:type="dxa"/>
+          </w:tcPr>
+          <w:p>
+            <w:r>
+              <w:t>A mission cannot be created without an assigned drone.</w:t>
+            </w:r>
+          </w:p>
+        </w:tc>
+        <w:tc>
+          <w:tcPr>
+            <w:tcW w:w="2400" w:type="dxa"/>
+          </w:tcPr>
+          <w:p>
+            <w:r>
+              <w:t>Passed</w:t>
+            </w:r>
+          </w:p>
+        </w:tc>
+        <w:tc>
+          <w:tcPr>
+            <w:tcW w:w="2400" w:type="dxa"/>
+          </w:tcPr>
+          <w:p>
+            <w:r>
+              <w:t>0.395</w:t>
+            </w:r>
+          </w:p>
+        </w:tc>
+        <w:tc>
+          <w:tcPr>
+            <w:tcW w:w="2400" w:type="dxa"/>
+          </w:tcPr>
+          <w:p>
+            <w:r>
+              <w:t>asyncio</w:t>
+            </w:r>
+          </w:p>
+        </w:tc>
+        <w:tc>
+          <w:tcPr>
+            <w:tcW w:w="2400" w:type="dxa"/>
+          </w:tcPr>
+          <w:p>
+            <w:r>
+              <w:t>-</w:t>
+            </w:r>
+          </w:p>
+        </w:tc>
+      </w:tr>
+      <w:tr>
+        <w:tc>
+          <w:tcPr>
+            <w:tcW w:w="2400" w:type="dxa"/>
+          </w:tcPr>
+          <w:p>
+            <w:r>
+              <w:t>2</w:t>
+            </w:r>
+          </w:p>
+        </w:tc>
+        <w:tc>
+          <w:tcPr>
+            <w:tcW w:w="2400" w:type="dxa"/>
+          </w:tcPr>
+          <w:p>
+            <w:r>
               <w:t>test_mission_summary_no_waypoints_400</w:t>
             </w:r>
           </w:p>
@@ -348,39 +420,39 @@
           </w:tcPr>
           <w:p>
             <w:r>
-              <w:t>0.326</w:t>
-            </w:r>
-          </w:p>
-        </w:tc>
-        <w:tc>
-          <w:tcPr>
-            <w:tcW w:w="2400" w:type="dxa"/>
-          </w:tcPr>
-          <w:p>
-            <w:r>
-              <w:t>asyncio</w:t>
-            </w:r>
-          </w:p>
-        </w:tc>
-        <w:tc>
-          <w:tcPr>
-            <w:tcW w:w="2400" w:type="dxa"/>
-          </w:tcPr>
-          <w:p>
-            <w:r>
-              <w:t>-</w:t>
-            </w:r>
-          </w:p>
-        </w:tc>
-      </w:tr>
-      <w:tr>
-        <w:tc>
-          <w:tcPr>
-            <w:tcW w:w="2400" w:type="dxa"/>
-          </w:tcPr>
-          <w:p>
-            <w:r>
-              <w:t>2</w:t>
+              <w:t>0.815</w:t>
+            </w:r>
+          </w:p>
+        </w:tc>
+        <w:tc>
+          <w:tcPr>
+            <w:tcW w:w="2400" w:type="dxa"/>
+          </w:tcPr>
+          <w:p>
+            <w:r>
+              <w:t>asyncio</w:t>
+            </w:r>
+          </w:p>
+        </w:tc>
+        <w:tc>
+          <w:tcPr>
+            <w:tcW w:w="2400" w:type="dxa"/>
+          </w:tcPr>
+          <w:p>
+            <w:r>
+              <w:t>-</w:t>
+            </w:r>
+          </w:p>
+        </w:tc>
+      </w:tr>
+      <w:tr>
+        <w:tc>
+          <w:tcPr>
+            <w:tcW w:w="2400" w:type="dxa"/>
+          </w:tcPr>
+          <w:p>
+            <w:r>
+              <w:t>3</w:t>
             </w:r>
           </w:p>
         </w:tc>
@@ -420,39 +492,39 @@
           </w:tcPr>
           <w:p>
             <w:r>
-              <w:t>0.330</w:t>
-            </w:r>
-          </w:p>
-        </w:tc>
-        <w:tc>
-          <w:tcPr>
-            <w:tcW w:w="2400" w:type="dxa"/>
-          </w:tcPr>
-          <w:p>
-            <w:r>
-              <w:t>asyncio</w:t>
-            </w:r>
-          </w:p>
-        </w:tc>
-        <w:tc>
-          <w:tcPr>
-            <w:tcW w:w="2400" w:type="dxa"/>
-          </w:tcPr>
-          <w:p>
-            <w:r>
-              <w:t>-</w:t>
-            </w:r>
-          </w:p>
-        </w:tc>
-      </w:tr>
-      <w:tr>
-        <w:tc>
-          <w:tcPr>
-            <w:tcW w:w="2400" w:type="dxa"/>
-          </w:tcPr>
-          <w:p>
-            <w:r>
-              <w:t>3</w:t>
+              <w:t>0.845</w:t>
+            </w:r>
+          </w:p>
+        </w:tc>
+        <w:tc>
+          <w:tcPr>
+            <w:tcW w:w="2400" w:type="dxa"/>
+          </w:tcPr>
+          <w:p>
+            <w:r>
+              <w:t>asyncio</w:t>
+            </w:r>
+          </w:p>
+        </w:tc>
+        <w:tc>
+          <w:tcPr>
+            <w:tcW w:w="2400" w:type="dxa"/>
+          </w:tcPr>
+          <w:p>
+            <w:r>
+              <w:t>-</w:t>
+            </w:r>
+          </w:p>
+        </w:tc>
+      </w:tr>
+      <w:tr>
+        <w:tc>
+          <w:tcPr>
+            <w:tcW w:w="2400" w:type="dxa"/>
+          </w:tcPr>
+          <w:p>
+            <w:r>
+              <w:t>4</w:t>
             </w:r>
           </w:p>
         </w:tc>
@@ -492,39 +564,39 @@
           </w:tcPr>
           <w:p>
             <w:r>
-              <w:t>0.302</w:t>
-            </w:r>
-          </w:p>
-        </w:tc>
-        <w:tc>
-          <w:tcPr>
-            <w:tcW w:w="2400" w:type="dxa"/>
-          </w:tcPr>
-          <w:p>
-            <w:r>
-              <w:t>asyncio</w:t>
-            </w:r>
-          </w:p>
-        </w:tc>
-        <w:tc>
-          <w:tcPr>
-            <w:tcW w:w="2400" w:type="dxa"/>
-          </w:tcPr>
-          <w:p>
-            <w:r>
-              <w:t>-</w:t>
-            </w:r>
-          </w:p>
-        </w:tc>
-      </w:tr>
-      <w:tr>
-        <w:tc>
-          <w:tcPr>
-            <w:tcW w:w="2400" w:type="dxa"/>
-          </w:tcPr>
-          <w:p>
-            <w:r>
-              <w:t>4</w:t>
+              <w:t>0.370</w:t>
+            </w:r>
+          </w:p>
+        </w:tc>
+        <w:tc>
+          <w:tcPr>
+            <w:tcW w:w="2400" w:type="dxa"/>
+          </w:tcPr>
+          <w:p>
+            <w:r>
+              <w:t>asyncio</w:t>
+            </w:r>
+          </w:p>
+        </w:tc>
+        <w:tc>
+          <w:tcPr>
+            <w:tcW w:w="2400" w:type="dxa"/>
+          </w:tcPr>
+          <w:p>
+            <w:r>
+              <w:t>-</w:t>
+            </w:r>
+          </w:p>
+        </w:tc>
+      </w:tr>
+      <w:tr>
+        <w:tc>
+          <w:tcPr>
+            <w:tcW w:w="2400" w:type="dxa"/>
+          </w:tcPr>
+          <w:p>
+            <w:r>
+              <w:t>5</w:t>
             </w:r>
           </w:p>
         </w:tc>
@@ -564,39 +636,39 @@
           </w:tcPr>
           <w:p>
             <w:r>
-              <w:t>0.645</w:t>
-            </w:r>
-          </w:p>
-        </w:tc>
-        <w:tc>
-          <w:tcPr>
-            <w:tcW w:w="2400" w:type="dxa"/>
-          </w:tcPr>
-          <w:p>
-            <w:r>
-              <w:t>asyncio</w:t>
-            </w:r>
-          </w:p>
-        </w:tc>
-        <w:tc>
-          <w:tcPr>
-            <w:tcW w:w="2400" w:type="dxa"/>
-          </w:tcPr>
-          <w:p>
-            <w:r>
-              <w:t>-</w:t>
-            </w:r>
-          </w:p>
-        </w:tc>
-      </w:tr>
-      <w:tr>
-        <w:tc>
-          <w:tcPr>
-            <w:tcW w:w="2400" w:type="dxa"/>
-          </w:tcPr>
-          <w:p>
-            <w:r>
-              <w:t>5</w:t>
+              <w:t>0.797</w:t>
+            </w:r>
+          </w:p>
+        </w:tc>
+        <w:tc>
+          <w:tcPr>
+            <w:tcW w:w="2400" w:type="dxa"/>
+          </w:tcPr>
+          <w:p>
+            <w:r>
+              <w:t>asyncio</w:t>
+            </w:r>
+          </w:p>
+        </w:tc>
+        <w:tc>
+          <w:tcPr>
+            <w:tcW w:w="2400" w:type="dxa"/>
+          </w:tcPr>
+          <w:p>
+            <w:r>
+              <w:t>-</w:t>
+            </w:r>
+          </w:p>
+        </w:tc>
+      </w:tr>
+      <w:tr>
+        <w:tc>
+          <w:tcPr>
+            <w:tcW w:w="2400" w:type="dxa"/>
+          </w:tcPr>
+          <w:p>
+            <w:r>
+              <w:t>6</w:t>
             </w:r>
           </w:p>
         </w:tc>
@@ -636,39 +708,39 @@
           </w:tcPr>
           <w:p>
             <w:r>
-              <w:t>0.328</w:t>
-            </w:r>
-          </w:p>
-        </w:tc>
-        <w:tc>
-          <w:tcPr>
-            <w:tcW w:w="2400" w:type="dxa"/>
-          </w:tcPr>
-          <w:p>
-            <w:r>
-              <w:t>asyncio</w:t>
-            </w:r>
-          </w:p>
-        </w:tc>
-        <w:tc>
-          <w:tcPr>
-            <w:tcW w:w="2400" w:type="dxa"/>
-          </w:tcPr>
-          <w:p>
-            <w:r>
-              <w:t>-</w:t>
-            </w:r>
-          </w:p>
-        </w:tc>
-      </w:tr>
-      <w:tr>
-        <w:tc>
-          <w:tcPr>
-            <w:tcW w:w="2400" w:type="dxa"/>
-          </w:tcPr>
-          <w:p>
-            <w:r>
-              <w:t>6</w:t>
+              <w:t>0.501</w:t>
+            </w:r>
+          </w:p>
+        </w:tc>
+        <w:tc>
+          <w:tcPr>
+            <w:tcW w:w="2400" w:type="dxa"/>
+          </w:tcPr>
+          <w:p>
+            <w:r>
+              <w:t>asyncio</w:t>
+            </w:r>
+          </w:p>
+        </w:tc>
+        <w:tc>
+          <w:tcPr>
+            <w:tcW w:w="2400" w:type="dxa"/>
+          </w:tcPr>
+          <w:p>
+            <w:r>
+              <w:t>-</w:t>
+            </w:r>
+          </w:p>
+        </w:tc>
+      </w:tr>
+      <w:tr>
+        <w:tc>
+          <w:tcPr>
+            <w:tcW w:w="2400" w:type="dxa"/>
+          </w:tcPr>
+          <w:p>
+            <w:r>
+              <w:t>7</w:t>
             </w:r>
           </w:p>
         </w:tc>
@@ -708,39 +780,39 @@
           </w:tcPr>
           <w:p>
             <w:r>
-              <w:t>0.312</w:t>
-            </w:r>
-          </w:p>
-        </w:tc>
-        <w:tc>
-          <w:tcPr>
-            <w:tcW w:w="2400" w:type="dxa"/>
-          </w:tcPr>
-          <w:p>
-            <w:r>
-              <w:t>asyncio</w:t>
-            </w:r>
-          </w:p>
-        </w:tc>
-        <w:tc>
-          <w:tcPr>
-            <w:tcW w:w="2400" w:type="dxa"/>
-          </w:tcPr>
-          <w:p>
-            <w:r>
-              <w:t>-</w:t>
-            </w:r>
-          </w:p>
-        </w:tc>
-      </w:tr>
-      <w:tr>
-        <w:tc>
-          <w:tcPr>
-            <w:tcW w:w="2400" w:type="dxa"/>
-          </w:tcPr>
-          <w:p>
-            <w:r>
-              <w:t>7</w:t>
+              <w:t>0.374</w:t>
+            </w:r>
+          </w:p>
+        </w:tc>
+        <w:tc>
+          <w:tcPr>
+            <w:tcW w:w="2400" w:type="dxa"/>
+          </w:tcPr>
+          <w:p>
+            <w:r>
+              <w:t>asyncio</w:t>
+            </w:r>
+          </w:p>
+        </w:tc>
+        <w:tc>
+          <w:tcPr>
+            <w:tcW w:w="2400" w:type="dxa"/>
+          </w:tcPr>
+          <w:p>
+            <w:r>
+              <w:t>-</w:t>
+            </w:r>
+          </w:p>
+        </w:tc>
+      </w:tr>
+      <w:tr>
+        <w:tc>
+          <w:tcPr>
+            <w:tcW w:w="2400" w:type="dxa"/>
+          </w:tcPr>
+          <w:p>
+            <w:r>
+              <w:t>8</w:t>
             </w:r>
           </w:p>
         </w:tc>
@@ -780,39 +852,39 @@
           </w:tcPr>
           <w:p>
             <w:r>
-              <w:t>0.597</w:t>
-            </w:r>
-          </w:p>
-        </w:tc>
-        <w:tc>
-          <w:tcPr>
-            <w:tcW w:w="2400" w:type="dxa"/>
-          </w:tcPr>
-          <w:p>
-            <w:r>
-              <w:t>asyncio</w:t>
-            </w:r>
-          </w:p>
-        </w:tc>
-        <w:tc>
-          <w:tcPr>
-            <w:tcW w:w="2400" w:type="dxa"/>
-          </w:tcPr>
-          <w:p>
-            <w:r>
-              <w:t>-</w:t>
-            </w:r>
-          </w:p>
-        </w:tc>
-      </w:tr>
-      <w:tr>
-        <w:tc>
-          <w:tcPr>
-            <w:tcW w:w="2400" w:type="dxa"/>
-          </w:tcPr>
-          <w:p>
-            <w:r>
-              <w:t>8</w:t>
+              <w:t>1.231</w:t>
+            </w:r>
+          </w:p>
+        </w:tc>
+        <w:tc>
+          <w:tcPr>
+            <w:tcW w:w="2400" w:type="dxa"/>
+          </w:tcPr>
+          <w:p>
+            <w:r>
+              <w:t>asyncio</w:t>
+            </w:r>
+          </w:p>
+        </w:tc>
+        <w:tc>
+          <w:tcPr>
+            <w:tcW w:w="2400" w:type="dxa"/>
+          </w:tcPr>
+          <w:p>
+            <w:r>
+              <w:t>-</w:t>
+            </w:r>
+          </w:p>
+        </w:tc>
+      </w:tr>
+      <w:tr>
+        <w:tc>
+          <w:tcPr>
+            <w:tcW w:w="2400" w:type="dxa"/>
+          </w:tcPr>
+          <w:p>
+            <w:r>
+              <w:t>9</w:t>
             </w:r>
           </w:p>
         </w:tc>
@@ -852,79 +924,7 @@
           </w:tcPr>
           <w:p>
             <w:r>
-              <w:t>0.637</w:t>
-            </w:r>
-          </w:p>
-        </w:tc>
-        <w:tc>
-          <w:tcPr>
-            <w:tcW w:w="2400" w:type="dxa"/>
-          </w:tcPr>
-          <w:p>
-            <w:r>
-              <w:t>asyncio</w:t>
-            </w:r>
-          </w:p>
-        </w:tc>
-        <w:tc>
-          <w:tcPr>
-            <w:tcW w:w="2400" w:type="dxa"/>
-          </w:tcPr>
-          <w:p>
-            <w:r>
-              <w:t>-</w:t>
-            </w:r>
-          </w:p>
-        </w:tc>
-      </w:tr>
-      <w:tr>
-        <w:tc>
-          <w:tcPr>
-            <w:tcW w:w="2400" w:type="dxa"/>
-          </w:tcPr>
-          <w:p>
-            <w:r>
-              <w:t>9</w:t>
-            </w:r>
-          </w:p>
-        </w:tc>
-        <w:tc>
-          <w:tcPr>
-            <w:tcW w:w="2400" w:type="dxa"/>
-          </w:tcPr>
-          <w:p>
-            <w:r>
-              <w:t>test_payload_check_skipped_without_drone</w:t>
-            </w:r>
-          </w:p>
-        </w:tc>
-        <w:tc>
-          <w:tcPr>
-            <w:tcW w:w="2400" w:type="dxa"/>
-          </w:tcPr>
-          <w:p>
-            <w:r>
-              <w:t>When no drone is assigned the payload check cannot run (no max to compare | against). The mission is still valid from a payload perspective.</w:t>
-            </w:r>
-          </w:p>
-        </w:tc>
-        <w:tc>
-          <w:tcPr>
-            <w:tcW w:w="2400" w:type="dxa"/>
-          </w:tcPr>
-          <w:p>
-            <w:r>
-              <w:t>Passed</w:t>
-            </w:r>
-          </w:p>
-        </w:tc>
-        <w:tc>
-          <w:tcPr>
-            <w:tcW w:w="2400" w:type="dxa"/>
-          </w:tcPr>
-          <w:p>
-            <w:r>
-              <w:t>0.349</w:t>
+              <w:t>0.801</w:t>
             </w:r>
           </w:p>
         </w:tc>
@@ -996,7 +996,7 @@
           </w:tcPr>
           <w:p>
             <w:r>
-              <w:t>0.624</w:t>
+              <w:t>0.849</w:t>
             </w:r>
           </w:p>
         </w:tc>
@@ -1068,7 +1068,7 @@
           </w:tcPr>
           <w:p>
             <w:r>
-              <w:t>0.630</w:t>
+              <w:t>0.801</w:t>
             </w:r>
           </w:p>
         </w:tc>
@@ -1140,7 +1140,7 @@
           </w:tcPr>
           <w:p>
             <w:r>
-              <w:t>0.653</w:t>
+              <w:t>0.798</w:t>
             </w:r>
           </w:p>
         </w:tc>
@@ -1212,7 +1212,7 @@
           </w:tcPr>
           <w:p>
             <w:r>
-              <w:t>0.316</w:t>
+              <w:t>0.796</w:t>
             </w:r>
           </w:p>
         </w:tc>
@@ -1284,7 +1284,7 @@
           </w:tcPr>
           <w:p>
             <w:r>
-              <w:t>0.695</w:t>
+              <w:t>0.899</w:t>
             </w:r>
           </w:p>
         </w:tc>
@@ -1356,7 +1356,7 @@
           </w:tcPr>
           <w:p>
             <w:r>
-              <w:t>0.335</w:t>
+              <w:t>0.833</w:t>
             </w:r>
           </w:p>
         </w:tc>
@@ -1428,7 +1428,7 @@
           </w:tcPr>
           <w:p>
             <w:r>
-              <w:t>0.505</w:t>
+              <w:t>0.845</w:t>
             </w:r>
           </w:p>
         </w:tc>
@@ -1500,7 +1500,7 @@
           </w:tcPr>
           <w:p>
             <w:r>
-              <w:t>0.338</w:t>
+              <w:t>0.416</w:t>
             </w:r>
           </w:p>
         </w:tc>
@@ -1572,7 +1572,7 @@
           </w:tcPr>
           <w:p>
             <w:r>
-              <w:t>0.320</w:t>
+              <w:t>0.406</w:t>
             </w:r>
           </w:p>
         </w:tc>
@@ -1624,27 +1624,27 @@
           </w:tcPr>
           <w:p>
             <w:r>
-              <w:t>Uploading a mission with no drone assigned returns 400.</w:t>
-            </w:r>
-          </w:p>
-        </w:tc>
-        <w:tc>
-          <w:tcPr>
-            <w:tcW w:w="2400" w:type="dxa"/>
-          </w:tcPr>
-          <w:p>
-            <w:r>
-              <w:t>Passed</w:t>
-            </w:r>
-          </w:p>
-        </w:tc>
-        <w:tc>
-          <w:tcPr>
-            <w:tcW w:w="2400" w:type="dxa"/>
-          </w:tcPr>
-          <w:p>
-            <w:r>
-              <w:t>0.359</w:t>
+              <w:t>Creating a mission with no drone assigned is rejected outright (422).</w:t>
+            </w:r>
+          </w:p>
+        </w:tc>
+        <w:tc>
+          <w:tcPr>
+            <w:tcW w:w="2400" w:type="dxa"/>
+          </w:tcPr>
+          <w:p>
+            <w:r>
+              <w:t>Passed</w:t>
+            </w:r>
+          </w:p>
+        </w:tc>
+        <w:tc>
+          <w:tcPr>
+            <w:tcW w:w="2400" w:type="dxa"/>
+          </w:tcPr>
+          <w:p>
+            <w:r>
+              <w:t>0.399</w:t>
             </w:r>
           </w:p>
         </w:tc>
@@ -1716,7 +1716,7 @@
           </w:tcPr>
           <w:p>
             <w:r>
-              <w:t>0.292</w:t>
+              <w:t>0.366</w:t>
             </w:r>
           </w:p>
         </w:tc>
@@ -1788,7 +1788,7 @@
           </w:tcPr>
           <w:p>
             <w:r>
-              <w:t>1.044</w:t>
+              <w:t>1.202</w:t>
             </w:r>
           </w:p>
         </w:tc>

--- a/backend/app/tests/reports/modules/test_mission_payload_weight_documentation.docx
+++ b/backend/app/tests/reports/modules/test_mission_payload_weight_documentation.docx
@@ -12,17 +12,17 @@
     </w:p>
     <w:p>
       <w:r>
-        <w:t>Generated at: 2026-09-18T07:14:15+00:00</w:t>
+        <w:t>Generated at: 2026-10-03T06:34:16+00:00</w:t>
       </w:r>
     </w:p>
     <w:p>
       <w:r>
-        <w:t>Test session started: 2026-09-18T07:13:25+00:00</w:t>
+        <w:t>Test session started: 2026-10-03T06:33:50+00:00</w:t>
       </w:r>
     </w:p>
     <w:p>
       <w:r>
-        <w:t>Pytest exit status: 1</w:t>
+        <w:t>Pytest exit status: 0</w:t>
       </w:r>
     </w:p>
     <w:p>
@@ -348,7 +348,7 @@
           </w:tcPr>
           <w:p>
             <w:r>
-              <w:t>0.395</w:t>
+              <w:t>0.297</w:t>
             </w:r>
           </w:p>
         </w:tc>
@@ -420,7 +420,7 @@
           </w:tcPr>
           <w:p>
             <w:r>
-              <w:t>0.815</w:t>
+              <w:t>0.612</w:t>
             </w:r>
           </w:p>
         </w:tc>
@@ -492,7 +492,7 @@
           </w:tcPr>
           <w:p>
             <w:r>
-              <w:t>0.845</w:t>
+              <w:t>0.640</w:t>
             </w:r>
           </w:p>
         </w:tc>
@@ -564,7 +564,7 @@
           </w:tcPr>
           <w:p>
             <w:r>
-              <w:t>0.370</w:t>
+              <w:t>0.303</w:t>
             </w:r>
           </w:p>
         </w:tc>
@@ -636,7 +636,7 @@
           </w:tcPr>
           <w:p>
             <w:r>
-              <w:t>0.797</w:t>
+              <w:t>0.625</w:t>
             </w:r>
           </w:p>
         </w:tc>
@@ -708,7 +708,7 @@
           </w:tcPr>
           <w:p>
             <w:r>
-              <w:t>0.501</w:t>
+              <w:t>0.346</w:t>
             </w:r>
           </w:p>
         </w:tc>
@@ -780,7 +780,7 @@
           </w:tcPr>
           <w:p>
             <w:r>
-              <w:t>0.374</w:t>
+              <w:t>0.330</w:t>
             </w:r>
           </w:p>
         </w:tc>
@@ -852,7 +852,7 @@
           </w:tcPr>
           <w:p>
             <w:r>
-              <w:t>1.231</w:t>
+              <w:t>0.931</w:t>
             </w:r>
           </w:p>
         </w:tc>
@@ -924,7 +924,7 @@
           </w:tcPr>
           <w:p>
             <w:r>
-              <w:t>0.801</w:t>
+              <w:t>0.634</w:t>
             </w:r>
           </w:p>
         </w:tc>
@@ -996,7 +996,7 @@
           </w:tcPr>
           <w:p>
             <w:r>
-              <w:t>0.849</w:t>
+              <w:t>0.621</w:t>
             </w:r>
           </w:p>
         </w:tc>
@@ -1068,7 +1068,7 @@
           </w:tcPr>
           <w:p>
             <w:r>
-              <w:t>0.801</w:t>
+              <w:t>0.648</w:t>
             </w:r>
           </w:p>
         </w:tc>
@@ -1140,7 +1140,7 @@
           </w:tcPr>
           <w:p>
             <w:r>
-              <w:t>0.798</w:t>
+              <w:t>0.637</w:t>
             </w:r>
           </w:p>
         </w:tc>
@@ -1212,7 +1212,7 @@
           </w:tcPr>
           <w:p>
             <w:r>
-              <w:t>0.796</w:t>
+              <w:t>0.637</w:t>
             </w:r>
           </w:p>
         </w:tc>
@@ -1284,7 +1284,7 @@
           </w:tcPr>
           <w:p>
             <w:r>
-              <w:t>0.899</w:t>
+              <w:t>0.720</w:t>
             </w:r>
           </w:p>
         </w:tc>
@@ -1356,7 +1356,7 @@
           </w:tcPr>
           <w:p>
             <w:r>
-              <w:t>0.833</w:t>
+              <w:t>0.621</w:t>
             </w:r>
           </w:p>
         </w:tc>
@@ -1428,7 +1428,7 @@
           </w:tcPr>
           <w:p>
             <w:r>
-              <w:t>0.845</w:t>
+              <w:t>0.629</w:t>
             </w:r>
           </w:p>
         </w:tc>
@@ -1500,7 +1500,7 @@
           </w:tcPr>
           <w:p>
             <w:r>
-              <w:t>0.416</w:t>
+              <w:t>0.308</w:t>
             </w:r>
           </w:p>
         </w:tc>
@@ -1542,37 +1542,37 @@
           </w:tcPr>
           <w:p>
             <w:r>
-              <w:t>test_survey_grid_missing_polygon_400</w:t>
-            </w:r>
-          </w:p>
-        </w:tc>
-        <w:tc>
-          <w:tcPr>
-            <w:tcW w:w="2400" w:type="dxa"/>
-          </w:tcPr>
-          <w:p>
-            <w:r>
-              <w:t>POST survey-grid without polygon key returns 400.</w:t>
-            </w:r>
-          </w:p>
-        </w:tc>
-        <w:tc>
-          <w:tcPr>
-            <w:tcW w:w="2400" w:type="dxa"/>
-          </w:tcPr>
-          <w:p>
-            <w:r>
-              <w:t>Passed</w:t>
-            </w:r>
-          </w:p>
-        </w:tc>
-        <w:tc>
-          <w:tcPr>
-            <w:tcW w:w="2400" w:type="dxa"/>
-          </w:tcPr>
-          <w:p>
-            <w:r>
-              <w:t>0.406</w:t>
+              <w:t>test_survey_grid_missing_polygon_422</w:t>
+            </w:r>
+          </w:p>
+        </w:tc>
+        <w:tc>
+          <w:tcPr>
+            <w:tcW w:w="2400" w:type="dxa"/>
+          </w:tcPr>
+          <w:p>
+            <w:r>
+              <w:t>POST survey-grid without polygon key is rejected by schema validation (422).</w:t>
+            </w:r>
+          </w:p>
+        </w:tc>
+        <w:tc>
+          <w:tcPr>
+            <w:tcW w:w="2400" w:type="dxa"/>
+          </w:tcPr>
+          <w:p>
+            <w:r>
+              <w:t>Passed</w:t>
+            </w:r>
+          </w:p>
+        </w:tc>
+        <w:tc>
+          <w:tcPr>
+            <w:tcW w:w="2400" w:type="dxa"/>
+          </w:tcPr>
+          <w:p>
+            <w:r>
+              <w:t>0.310</w:t>
             </w:r>
           </w:p>
         </w:tc>
@@ -1644,7 +1644,7 @@
           </w:tcPr>
           <w:p>
             <w:r>
-              <w:t>0.399</w:t>
+              <w:t>0.297</w:t>
             </w:r>
           </w:p>
         </w:tc>
@@ -1716,7 +1716,7 @@
           </w:tcPr>
           <w:p>
             <w:r>
-              <w:t>0.366</w:t>
+              <w:t>0.295</w:t>
             </w:r>
           </w:p>
         </w:tc>
@@ -1788,7 +1788,7 @@
           </w:tcPr>
           <w:p>
             <w:r>
-              <w:t>1.202</w:t>
+              <w:t>0.912</w:t>
             </w:r>
           </w:p>
         </w:tc>
